--- a/por/docx/021.content.docx
+++ b/por/docx/021.content.docx
@@ -9997,46 +9997,7 @@
         <w:rPr>
           <w:lang w:val="pt_PT" w:bidi="pt_PT"/>
         </w:rPr>
-        <w:t xml:space="preserve">Cidade mencionada no AT como No ou Nô-Amom. No significa "cidade" e é equivalente ao egípcio </w:t>
-      </w:r>
-      <w:r>
-        <w:rPr>
-          <w:i/>
-          <w:lang w:val="pt_PT" w:bidi="pt_PT"/>
-        </w:rPr>
-        <w:t>Waset</w:t>
-      </w:r>
-      <w:r>
-        <w:rPr>
-          <w:lang w:val="pt_PT" w:bidi="pt_PT"/>
-        </w:rPr>
-        <w:t xml:space="preserve"> ou ao grego Tebas</w:t>
-      </w:r>
-      <w:r>
-        <w:rPr>
-          <w:i/>
-          <w:lang w:val="pt_PT" w:bidi="pt_PT"/>
-        </w:rPr>
-        <w:t>.</w:t>
-      </w:r>
-      <w:r>
-        <w:rPr>
-          <w:lang w:val="pt_PT" w:bidi="pt_PT"/>
-        </w:rPr>
-        <w:t xml:space="preserve"> </w:t>
-      </w:r>
-      <w:r>
-        <w:rPr>
-          <w:i/>
-          <w:lang w:val="pt_PT" w:bidi="pt_PT"/>
-        </w:rPr>
-        <w:t>Nô-Amom</w:t>
-      </w:r>
-      <w:r>
-        <w:rPr>
-          <w:lang w:val="pt_PT" w:bidi="pt_PT"/>
-        </w:rPr>
-        <w:t xml:space="preserve"> significa "cidade de Amom". Tebas aparece apenas nas Escrituras proféticas do AT e somente em um contexto de julgamento (</w:t>
+        <w:t>Cidade chamada No ou No-Amom no Antigo Testamento. O nome “No” é a forma hebraica de uma palavra egípcia que significa “cidade”. Os egípcios chamavam a cidade de Waset, enquanto os gregos a chamavam de Tebas. No-Amom significa “cidade de Amom”. Tebas aparece apenas nas Escrituras proféticas do AT e somente em um contexto de julgamento (</w:t>
       </w:r>
       <w:r>
         <w:rPr>

--- a/por/docx/021.content.docx
+++ b/por/docx/021.content.docx
@@ -10935,7 +10935,19 @@
         <w:rPr>
           <w:lang w:val="pt_PT" w:bidi="pt_PT"/>
         </w:rPr>
-        <w:t>,16). A púrpura, o corante mais caro, permaneceu como a cor distintiva de reis e nobres. A primeira cristã convertida na Europa, Lídia, era uma empresária que vendia o caro tecido púrpura (</w:t>
+        <w:t>,</w:t>
+      </w:r>
+      <w:r>
+        <w:rPr>
+          <w:lang w:val="pt_PT" w:bidi="pt_PT"/>
+        </w:rPr>
+        <w:t>16</w:t>
+      </w:r>
+      <w:r>
+        <w:rPr>
+          <w:lang w:val="pt_PT" w:bidi="pt_PT"/>
+        </w:rPr>
+        <w:t>). A púrpura, o corante mais caro, permaneceu como a cor distintiva de reis e nobres. A primeira cristã convertida na Europa, Lídia, era uma empresária que vendia o caro tecido púrpura (</w:t>
       </w:r>
       <w:r>
         <w:rPr>
@@ -12167,7 +12179,7 @@
         <w:rPr>
           <w:lang w:val="pt_PT" w:bidi="pt_PT"/>
         </w:rPr>
-        <w:t>Ob 1.9</w:t>
+        <w:t>Ob 1.8–9</w:t>
       </w:r>
       <w:r>
         <w:rPr>
